--- a/russian-handwriting-checker-new/РусЯзык_AI_Отчет.docx
+++ b/russian-handwriting-checker-new/РусЯзык_AI_Отчет.docx
@@ -11675,6 +11675,7 @@
           </w:tcPr>
           <w:p>
             <w:pPr>
+              <w:ind w:firstLine="0"/>
               <w:jc w:val="center"/>
             </w:pPr>
             <w:proofErr w:type="spellStart"/>
@@ -11694,6 +11695,7 @@
           </w:tcPr>
           <w:p>
             <w:pPr>
+              <w:ind w:firstLine="0"/>
               <w:jc w:val="center"/>
             </w:pPr>
             <w:proofErr w:type="spellStart"/>
@@ -11729,6 +11731,7 @@
           </w:tcPr>
           <w:p>
             <w:pPr>
+              <w:ind w:firstLine="0"/>
               <w:jc w:val="center"/>
             </w:pPr>
             <w:proofErr w:type="spellStart"/>
@@ -11750,6 +11753,7 @@
           </w:tcPr>
           <w:p>
             <w:pPr>
+              <w:ind w:firstLine="0"/>
               <w:jc w:val="left"/>
             </w:pPr>
             <w:proofErr w:type="spellStart"/>
@@ -11768,6 +11772,7 @@
           </w:tcPr>
           <w:p>
             <w:pPr>
+              <w:ind w:firstLine="0"/>
               <w:jc w:val="left"/>
             </w:pPr>
             <w:proofErr w:type="spellStart"/>
@@ -11806,6 +11811,7 @@
           </w:tcPr>
           <w:p>
             <w:pPr>
+              <w:ind w:firstLine="0"/>
               <w:jc w:val="left"/>
               <w:rPr>
                 <w:lang w:val="ru-RU"/>
@@ -11828,6 +11834,7 @@
           </w:tcPr>
           <w:p>
             <w:pPr>
+              <w:ind w:firstLine="0"/>
               <w:jc w:val="left"/>
             </w:pPr>
             <w:r>
@@ -11844,6 +11851,7 @@
           </w:tcPr>
           <w:p>
             <w:pPr>
+              <w:ind w:firstLine="0"/>
               <w:jc w:val="left"/>
             </w:pPr>
             <w:r>
@@ -11925,6 +11933,7 @@
           </w:tcPr>
           <w:p>
             <w:pPr>
+              <w:ind w:firstLine="0"/>
               <w:jc w:val="left"/>
               <w:rPr>
                 <w:lang w:val="ru-RU"/>
@@ -12004,6 +12013,7 @@
           </w:tcPr>
           <w:p>
             <w:pPr>
+              <w:ind w:firstLine="0"/>
               <w:jc w:val="left"/>
             </w:pPr>
             <w:proofErr w:type="spellStart"/>
@@ -12022,6 +12032,7 @@
           </w:tcPr>
           <w:p>
             <w:pPr>
+              <w:ind w:firstLine="0"/>
               <w:jc w:val="left"/>
             </w:pPr>
             <w:r>
@@ -12088,6 +12099,7 @@
           </w:tcPr>
           <w:p>
             <w:pPr>
+              <w:ind w:firstLine="0"/>
               <w:jc w:val="left"/>
               <w:rPr>
                 <w:lang w:val="ru-RU"/>
@@ -12110,6 +12122,7 @@
           </w:tcPr>
           <w:p>
             <w:pPr>
+              <w:ind w:firstLine="0"/>
               <w:jc w:val="left"/>
             </w:pPr>
             <w:r>
@@ -12126,6 +12139,7 @@
           </w:tcPr>
           <w:p>
             <w:pPr>
+              <w:ind w:firstLine="0"/>
               <w:jc w:val="left"/>
             </w:pPr>
             <w:r>
@@ -12234,6 +12248,7 @@
           </w:tcPr>
           <w:p>
             <w:pPr>
+              <w:ind w:firstLine="0"/>
               <w:jc w:val="left"/>
               <w:rPr>
                 <w:lang w:val="ru-RU"/>
@@ -12256,6 +12271,7 @@
           </w:tcPr>
           <w:p>
             <w:pPr>
+              <w:ind w:firstLine="0"/>
               <w:jc w:val="left"/>
             </w:pPr>
             <w:r>
@@ -12272,6 +12288,7 @@
           </w:tcPr>
           <w:p>
             <w:pPr>
+              <w:ind w:firstLine="0"/>
               <w:jc w:val="left"/>
             </w:pPr>
             <w:r>
@@ -12302,6 +12319,7 @@
           </w:tcPr>
           <w:p>
             <w:pPr>
+              <w:ind w:firstLine="0"/>
               <w:jc w:val="left"/>
               <w:rPr>
                 <w:lang w:val="ru-RU"/>
@@ -12363,6 +12381,7 @@
           </w:tcPr>
           <w:p>
             <w:pPr>
+              <w:ind w:firstLine="0"/>
               <w:jc w:val="left"/>
             </w:pPr>
             <w:r>
@@ -12379,6 +12398,7 @@
           </w:tcPr>
           <w:p>
             <w:pPr>
+              <w:ind w:firstLine="0"/>
               <w:jc w:val="left"/>
             </w:pPr>
             <w:r>
@@ -12409,6 +12429,7 @@
           </w:tcPr>
           <w:p>
             <w:pPr>
+              <w:ind w:firstLine="0"/>
               <w:jc w:val="left"/>
             </w:pPr>
             <w:proofErr w:type="spellStart"/>
@@ -12463,6 +12484,7 @@
           </w:tcPr>
           <w:p>
             <w:pPr>
+              <w:ind w:firstLine="0"/>
               <w:jc w:val="left"/>
             </w:pPr>
             <w:proofErr w:type="spellStart"/>
@@ -12481,6 +12503,7 @@
           </w:tcPr>
           <w:p>
             <w:pPr>
+              <w:ind w:firstLine="0"/>
               <w:jc w:val="left"/>
             </w:pPr>
             <w:proofErr w:type="spellStart"/>
@@ -12519,6 +12542,7 @@
           </w:tcPr>
           <w:p>
             <w:pPr>
+              <w:ind w:firstLine="0"/>
               <w:jc w:val="left"/>
               <w:rPr>
                 <w:lang w:val="ru-RU"/>
@@ -12555,6 +12579,7 @@
           </w:tcPr>
           <w:p>
             <w:pPr>
+              <w:ind w:firstLine="0"/>
               <w:jc w:val="left"/>
             </w:pPr>
             <w:r>
@@ -12571,6 +12596,7 @@
           </w:tcPr>
           <w:p>
             <w:pPr>
+              <w:ind w:firstLine="0"/>
               <w:jc w:val="left"/>
             </w:pPr>
             <w:r>
@@ -12601,6 +12627,7 @@
           </w:tcPr>
           <w:p>
             <w:pPr>
+              <w:ind w:firstLine="0"/>
               <w:jc w:val="left"/>
             </w:pPr>
             <w:proofErr w:type="spellStart"/>
@@ -12658,6 +12685,12 @@
       </w:tr>
     </w:tbl>
     <w:p>
+      <w:pPr>
+        <w:ind w:firstLine="0"/>
+        <w:rPr>
+          <w:lang w:val="ru-RU"/>
+        </w:rPr>
+      </w:pPr>
       <w:r>
         <w:br w:type="page"/>
       </w:r>
@@ -16088,42 +16121,13 @@
         </w:rPr>
         <w:t xml:space="preserve"> </w:t>
       </w:r>
-      <w:proofErr w:type="spellStart"/>
-      <w:r>
-        <w:rPr>
-          <w:color w:val="000000"/>
-        </w:rPr>
-        <w:t>совершенствование</w:t>
-      </w:r>
-      <w:proofErr w:type="spellEnd"/>
-      <w:r>
-        <w:rPr>
-          <w:color w:val="000000"/>
-        </w:rPr>
-        <w:t xml:space="preserve"> </w:t>
-      </w:r>
-      <w:proofErr w:type="spellStart"/>
-      <w:r>
-        <w:rPr>
-          <w:color w:val="000000"/>
-        </w:rPr>
-        <w:t>пользовательского</w:t>
-      </w:r>
-      <w:proofErr w:type="spellEnd"/>
-      <w:r>
-        <w:rPr>
-          <w:color w:val="000000"/>
-        </w:rPr>
-        <w:t xml:space="preserve"> </w:t>
-      </w:r>
-      <w:proofErr w:type="spellStart"/>
-      <w:r>
-        <w:rPr>
-          <w:color w:val="000000"/>
-        </w:rPr>
-        <w:t>интерфейса</w:t>
-      </w:r>
-      <w:proofErr w:type="spellEnd"/>
+      <w:r>
+        <w:rPr>
+          <w:color w:val="000000"/>
+          <w:lang w:val="ru-RU"/>
+        </w:rPr>
+        <w:t>совершенствование пользовательского интерфейса</w:t>
+      </w:r>
       <w:r>
         <w:rPr>
           <w:color w:val="000000"/>
@@ -16163,9 +16167,6 @@
           <w:ilvl w:val="0"/>
           <w:numId w:val="10"/>
         </w:numPr>
-        <w:rPr>
-          <w:lang w:val="ru-RU"/>
-        </w:rPr>
       </w:pPr>
       <w:proofErr w:type="spellStart"/>
       <w:r>
@@ -16184,21 +16185,18 @@
       <w:r>
         <w:rPr>
           <w:color w:val="000000"/>
-          <w:lang w:val="ru-RU"/>
         </w:rPr>
         <w:t xml:space="preserve">. </w:t>
       </w:r>
       <w:r>
         <w:rPr>
           <w:color w:val="000000"/>
-          <w:lang w:val="ru-RU"/>
         </w:rPr>
         <w:t>-</w:t>
       </w:r>
       <w:r>
         <w:rPr>
           <w:color w:val="000000"/>
-          <w:lang w:val="ru-RU"/>
         </w:rPr>
         <w:t xml:space="preserve"> </w:t>
       </w:r>
@@ -16211,80 +16209,34 @@
       <w:r>
         <w:rPr>
           <w:color w:val="000000"/>
-          <w:lang w:val="ru-RU"/>
         </w:rPr>
         <w:t xml:space="preserve">: </w:t>
       </w:r>
-      <w:r>
-        <w:rPr>
-          <w:color w:val="000000"/>
-        </w:rPr>
-        <w:t>https</w:t>
-      </w:r>
-      <w:r>
-        <w:rPr>
-          <w:color w:val="000000"/>
-          <w:lang w:val="ru-RU"/>
-        </w:rPr>
-        <w:t>://</w:t>
-      </w:r>
-      <w:proofErr w:type="spellStart"/>
-      <w:r>
-        <w:rPr>
-          <w:color w:val="000000"/>
-        </w:rPr>
-        <w:t>github</w:t>
-      </w:r>
-      <w:proofErr w:type="spellEnd"/>
-      <w:r>
-        <w:rPr>
-          <w:color w:val="000000"/>
-          <w:lang w:val="ru-RU"/>
+      <w:hyperlink r:id="rId8" w:history="1">
+        <w:r>
+          <w:rPr>
+            <w:rStyle w:val="aff8"/>
+          </w:rPr>
+          <w:t>https://github.com/microsoft/ma</w:t>
+        </w:r>
+        <w:r>
+          <w:rPr>
+            <w:rStyle w:val="aff8"/>
+          </w:rPr>
+          <w:t>r</w:t>
+        </w:r>
+        <w:r>
+          <w:rPr>
+            <w:rStyle w:val="aff8"/>
+          </w:rPr>
+          <w:t>kitdown</w:t>
+        </w:r>
+      </w:hyperlink>
+      <w:r>
+        <w:rPr>
+          <w:color w:val="000000"/>
         </w:rPr>
         <w:t>.</w:t>
-      </w:r>
-      <w:r>
-        <w:rPr>
-          <w:color w:val="000000"/>
-        </w:rPr>
-        <w:t>com</w:t>
-      </w:r>
-      <w:r>
-        <w:rPr>
-          <w:color w:val="000000"/>
-          <w:lang w:val="ru-RU"/>
-        </w:rPr>
-        <w:t>/</w:t>
-      </w:r>
-      <w:proofErr w:type="spellStart"/>
-      <w:r>
-        <w:rPr>
-          <w:color w:val="000000"/>
-        </w:rPr>
-        <w:t>microsoft</w:t>
-      </w:r>
-      <w:proofErr w:type="spellEnd"/>
-      <w:r>
-        <w:rPr>
-          <w:color w:val="000000"/>
-          <w:lang w:val="ru-RU"/>
-        </w:rPr>
-        <w:t>/</w:t>
-      </w:r>
-      <w:proofErr w:type="spellStart"/>
-      <w:r>
-        <w:rPr>
-          <w:color w:val="000000"/>
-        </w:rPr>
-        <w:t>markitdown</w:t>
-      </w:r>
-      <w:proofErr w:type="spellEnd"/>
-      <w:r>
-        <w:rPr>
-          <w:color w:val="000000"/>
-          <w:lang w:val="ru-RU"/>
-        </w:rPr>
-        <w:t xml:space="preserve"> (дата обращения: 10.05.2026).</w:t>
       </w:r>
     </w:p>
     <w:p>
@@ -16317,8 +16269,17 @@
           <w:color w:val="000000"/>
           <w:lang w:val="ru-RU"/>
         </w:rPr>
-        <w:t xml:space="preserve"> ФИПИ, 2024.</w:t>
-      </w:r>
+        <w:t xml:space="preserve"> </w:t>
+      </w:r>
+      <w:hyperlink r:id="rId9" w:history="1">
+        <w:r>
+          <w:rPr>
+            <w:rStyle w:val="aff8"/>
+            <w:lang w:val="ru-RU"/>
+          </w:rPr>
+          <w:t>https://multiurok.ru/files/kriterii-otsenivaniia-oge-2026-po-russkomu-iazyku.html</w:t>
+        </w:r>
+      </w:hyperlink>
     </w:p>
     <w:p>
       <w:pPr>
@@ -16350,8 +16311,66 @@
           <w:color w:val="000000"/>
           <w:lang w:val="ru-RU"/>
         </w:rPr>
-        <w:t xml:space="preserve"> ФИПИ, 2024.</w:t>
-      </w:r>
+        <w:t xml:space="preserve"> </w:t>
+      </w:r>
+      <w:hyperlink r:id="rId10" w:history="1">
+        <w:r>
+          <w:rPr>
+            <w:rStyle w:val="aff8"/>
+            <w:lang w:val="ru-RU"/>
+          </w:rPr>
+          <w:t>https://4ege.ru/russkiy/71319-kriterii-ocenivanija-sochinenija-na-ege-2026-po-russkomu-jazyku.html</w:t>
+        </w:r>
+      </w:hyperlink>
+    </w:p>
+    <w:p>
+      <w:pPr>
+        <w:pStyle w:val="ae"/>
+        <w:numPr>
+          <w:ilvl w:val="0"/>
+          <w:numId w:val="10"/>
+        </w:numPr>
+        <w:rPr>
+          <w:lang w:val="ru-RU"/>
+        </w:rPr>
+      </w:pPr>
+      <w:r>
+        <w:rPr>
+          <w:color w:val="000000"/>
+          <w:lang w:val="ru-RU"/>
+        </w:rPr>
+        <w:t xml:space="preserve">Критерии оценивания экзаменационных работ </w:t>
+      </w:r>
+      <w:r>
+        <w:rPr>
+          <w:color w:val="000000"/>
+          <w:lang w:val="ru-RU"/>
+        </w:rPr>
+        <w:t>итоговые сочинения</w:t>
+      </w:r>
+      <w:r>
+        <w:rPr>
+          <w:color w:val="000000"/>
+          <w:lang w:val="ru-RU"/>
+        </w:rPr>
+        <w:t xml:space="preserve"> по русскому языку.</w:t>
+      </w:r>
+      <w:r>
+        <w:rPr>
+          <w:color w:val="000000"/>
+          <w:lang w:val="ru-RU"/>
+        </w:rPr>
+        <w:t xml:space="preserve">  - </w:t>
+      </w:r>
+      <w:hyperlink r:id="rId11" w:history="1">
+        <w:r>
+          <w:rPr>
+            <w:rStyle w:val="aff8"/>
+            <w:lang w:val="ru-RU"/>
+          </w:rPr>
+          <w:t>https://sh2-vpashino-r04.gosweb.gosuslugi.ru/netcat_files/270/3538/Kriterii_otsenivaniya_itogovogo_sochineniya_2025_2026_uchebnogo_goda.pdf</w:t>
+        </w:r>
+      </w:hyperlink>
     </w:p>
     <w:p>
       <w:pPr>
@@ -16441,7 +16460,7 @@
                 <w:lang w:val="ru-RU"/>
               </w:rPr>
               <w:drawing>
-                <wp:anchor distT="0" distB="0" distL="114300" distR="114300" simplePos="0" relativeHeight="251656704" behindDoc="1" locked="0" layoutInCell="1" allowOverlap="1" wp14:anchorId="369EAD03" wp14:editId="14FF2E80">
+                <wp:anchor distT="0" distB="0" distL="114300" distR="114300" simplePos="0" relativeHeight="251655680" behindDoc="1" locked="0" layoutInCell="1" allowOverlap="1" wp14:anchorId="369EAD03" wp14:editId="14FF2E80">
                   <wp:simplePos x="0" y="0"/>
                   <wp:positionH relativeFrom="column">
                     <wp:posOffset>1606</wp:posOffset>
@@ -16474,7 +16493,7 @@
                           </pic:cNvPicPr>
                         </pic:nvPicPr>
                         <pic:blipFill>
-                          <a:blip r:embed="rId8">
+                          <a:blip r:embed="rId12">
                             <a:extLst>
                               <a:ext uri="{28A0092B-C50C-407E-A947-70E740481C1C}">
                                 <a14:useLocalDpi xmlns:a14="http://schemas.microsoft.com/office/drawing/2010/main" val="0"/>
@@ -16569,7 +16588,7 @@
           <w:noProof/>
         </w:rPr>
         <w:drawing>
-          <wp:anchor distT="0" distB="0" distL="114300" distR="114300" simplePos="0" relativeHeight="251658752" behindDoc="1" locked="0" layoutInCell="1" allowOverlap="1" wp14:anchorId="285505E1" wp14:editId="09CCB90B">
+          <wp:anchor distT="0" distB="0" distL="114300" distR="114300" simplePos="0" relativeHeight="251657728" behindDoc="1" locked="0" layoutInCell="1" allowOverlap="1" wp14:anchorId="285505E1" wp14:editId="09CCB90B">
             <wp:simplePos x="0" y="0"/>
             <wp:positionH relativeFrom="column">
               <wp:posOffset>-369346</wp:posOffset>
@@ -16602,7 +16621,7 @@
                     </pic:cNvPicPr>
                   </pic:nvPicPr>
                   <pic:blipFill>
-                    <a:blip r:embed="rId9">
+                    <a:blip r:embed="rId13">
                       <a:extLst>
                         <a:ext uri="{28A0092B-C50C-407E-A947-70E740481C1C}">
                           <a14:useLocalDpi xmlns:a14="http://schemas.microsoft.com/office/drawing/2010/main" val="0"/>
@@ -16700,7 +16719,7 @@
           <w:lang w:val="ru-RU"/>
         </w:rPr>
         <w:drawing>
-          <wp:anchor distT="0" distB="0" distL="114300" distR="114300" simplePos="0" relativeHeight="251660800" behindDoc="1" locked="0" layoutInCell="1" allowOverlap="1" wp14:anchorId="154FB068" wp14:editId="61DC6EAF">
+          <wp:anchor distT="0" distB="0" distL="114300" distR="114300" simplePos="0" relativeHeight="251659776" behindDoc="1" locked="0" layoutInCell="1" allowOverlap="1" wp14:anchorId="154FB068" wp14:editId="61DC6EAF">
             <wp:simplePos x="0" y="0"/>
             <wp:positionH relativeFrom="column">
               <wp:posOffset>-477109</wp:posOffset>
@@ -16733,7 +16752,7 @@
                     </pic:cNvPicPr>
                   </pic:nvPicPr>
                   <pic:blipFill>
-                    <a:blip r:embed="rId10">
+                    <a:blip r:embed="rId14">
                       <a:extLst>
                         <a:ext uri="{28A0092B-C50C-407E-A947-70E740481C1C}">
                           <a14:useLocalDpi xmlns:a14="http://schemas.microsoft.com/office/drawing/2010/main" val="0"/>
@@ -16854,7 +16873,7 @@
       </w:r>
     </w:p>
     <w:sectPr>
-      <w:footerReference w:type="default" r:id="rId11"/>
+      <w:footerReference w:type="default" r:id="rId15"/>
       <w:pgSz w:w="12240" w:h="15840"/>
       <w:pgMar w:top="1134" w:right="850" w:bottom="1134" w:left="1701" w:header="720" w:footer="720" w:gutter="0"/>
       <w:cols w:space="720"/>
@@ -28623,6 +28642,41 @@
       </w:tcPr>
     </w:tblStylePr>
   </w:style>
+  <w:style w:type="character" w:styleId="aff8">
+    <w:name w:val="Hyperlink"/>
+    <w:basedOn w:val="a2"/>
+    <w:uiPriority w:val="99"/>
+    <w:unhideWhenUsed/>
+    <w:rsid w:val="00C95C21"/>
+    <w:rPr>
+      <w:color w:val="0000FF" w:themeColor="hyperlink"/>
+      <w:u w:val="single"/>
+    </w:rPr>
+  </w:style>
+  <w:style w:type="character" w:styleId="aff9">
+    <w:name w:val="Unresolved Mention"/>
+    <w:basedOn w:val="a2"/>
+    <w:uiPriority w:val="99"/>
+    <w:semiHidden/>
+    <w:unhideWhenUsed/>
+    <w:rsid w:val="00C95C21"/>
+    <w:rPr>
+      <w:color w:val="605E5C"/>
+      <w:shd w:val="clear" w:color="auto" w:fill="E1DFDD"/>
+    </w:rPr>
+  </w:style>
+  <w:style w:type="character" w:styleId="affa">
+    <w:name w:val="FollowedHyperlink"/>
+    <w:basedOn w:val="a2"/>
+    <w:uiPriority w:val="99"/>
+    <w:semiHidden/>
+    <w:unhideWhenUsed/>
+    <w:rsid w:val="00C95C21"/>
+    <w:rPr>
+      <w:color w:val="800080" w:themeColor="followedHyperlink"/>
+      <w:u w:val="single"/>
+    </w:rPr>
+  </w:style>
 </w:styles>
 </file>
 
@@ -28947,11 +29001,11 @@
 </file>
 
 <file path=customXml/item1.xml><?xml version="1.0" encoding="utf-8"?>
-<b:Sources xmlns:b="http://schemas.openxmlformats.org/officeDocument/2006/bibliography" xmlns="http://schemas.openxmlformats.org/officeDocument/2006/bibliography" SelectedStyle="/APA.XSL" StyleName="APA"/>
+<b:Sources xmlns:b="http://schemas.openxmlformats.org/officeDocument/2006/bibliography" xmlns="http://schemas.openxmlformats.org/officeDocument/2006/bibliography" SelectedStyle="\APASixthEditionOfficeOnline.xsl" StyleName="APA" Version="6"/>
 </file>
 
 <file path=customXml/itemProps1.xml><?xml version="1.0" encoding="utf-8"?>
-<ds:datastoreItem xmlns:ds="http://schemas.openxmlformats.org/officeDocument/2006/customXml" ds:itemID="{EF278816-EC6F-A645-907D-7F25AECB1D4A}">
+<ds:datastoreItem xmlns:ds="http://schemas.openxmlformats.org/officeDocument/2006/customXml" ds:itemID="{FD96B60D-781C-431A-9348-C84D7769B3FA}">
   <ds:schemaRefs>
     <ds:schemaRef ds:uri="http://schemas.openxmlformats.org/officeDocument/2006/bibliography"/>
   </ds:schemaRefs>
